--- a/stone/Supporto Presidia/02_Supporto/02_Template/14_ Schede prodotti chimici /fumi di saldatura.docx
+++ b/stone/Supporto Presidia/02_Supporto/02_Template/14_ Schede prodotti chimici /fumi di saldatura.docx
@@ -1,6 +1,6 @@
 
 <file path=word/document.xml><?xml version="1.0" encoding="utf-8"?>
-<w:document xmlns:wpc="http://schemas.microsoft.com/office/word/2010/wordprocessingCanvas" xmlns:cx="http://schemas.microsoft.com/office/drawing/2014/chartex" xmlns:cx1="http://schemas.microsoft.com/office/drawing/2015/9/8/chartex" xmlns:cx2="http://schemas.microsoft.com/office/drawing/2015/10/21/chartex" xmlns:cx3="http://schemas.microsoft.com/office/drawing/2016/5/9/chartex" xmlns:cx4="http://schemas.microsoft.com/office/drawing/2016/5/10/chartex" xmlns:cx5="http://schemas.microsoft.com/office/drawing/2016/5/11/chartex" xmlns:cx6="http://schemas.microsoft.com/office/drawing/2016/5/12/chartex" xmlns:cx7="http://schemas.microsoft.com/office/drawing/2016/5/13/chartex" xmlns:cx8="http://schemas.microsoft.com/office/drawing/2016/5/14/chartex" xmlns:mc="http://schemas.openxmlformats.org/markup-compatibility/2006" xmlns:aink="http://schemas.microsoft.com/office/drawing/2016/ink" xmlns:am3d="http://schemas.microsoft.com/office/drawing/2017/model3d" xmlns:o="urn:schemas-microsoft-com:office:office" xmlns:oel="http://schemas.microsoft.com/office/2019/extlst" xmlns:r="http://schemas.openxmlformats.org/officeDocument/2006/relationships" xmlns:m="http://schemas.openxmlformats.org/officeDocument/2006/math" xmlns:v="urn:schemas-microsoft-com:vml" xmlns:wp14="http://schemas.microsoft.com/office/word/2010/wordprocessingDrawing" xmlns:wp="http://schemas.openxmlformats.org/drawingml/2006/wordprocessingDrawing" xmlns:w10="urn:schemas-microsoft-com:office:word" xmlns:w="http://schemas.openxmlformats.org/wordprocessingml/2006/main" xmlns:w14="http://schemas.microsoft.com/office/word/2010/wordml" xmlns:w15="http://schemas.microsoft.com/office/word/2012/wordml" xmlns:w16cex="http://schemas.microsoft.com/office/word/2018/wordml/cex" xmlns:w16cid="http://schemas.microsoft.com/office/word/2016/wordml/cid" xmlns:w16="http://schemas.microsoft.com/office/word/2018/wordml" xmlns:w16du="http://schemas.microsoft.com/office/word/2023/wordml/word16du" xmlns:w16sdtdh="http://schemas.microsoft.com/office/word/2020/wordml/sdtdatahash" xmlns:w16se="http://schemas.microsoft.com/office/word/2015/wordml/symex" xmlns:wpg="http://schemas.microsoft.com/office/word/2010/wordprocessingGroup" xmlns:wpi="http://schemas.microsoft.com/office/word/2010/wordprocessingInk" xmlns:wne="http://schemas.microsoft.com/office/word/2006/wordml" xmlns:wps="http://schemas.microsoft.com/office/word/2010/wordprocessingShape" mc:Ignorable="w14 w15 w16se w16cid w16 w16cex w16sdtdh w16du wp14">
+<w:document xmlns:wpc="http://schemas.microsoft.com/office/word/2010/wordprocessingCanvas" xmlns:cx="http://schemas.microsoft.com/office/drawing/2014/chartex" xmlns:cx1="http://schemas.microsoft.com/office/drawing/2015/9/8/chartex" xmlns:cx2="http://schemas.microsoft.com/office/drawing/2015/10/21/chartex" xmlns:cx3="http://schemas.microsoft.com/office/drawing/2016/5/9/chartex" xmlns:cx4="http://schemas.microsoft.com/office/drawing/2016/5/10/chartex" xmlns:cx5="http://schemas.microsoft.com/office/drawing/2016/5/11/chartex" xmlns:cx6="http://schemas.microsoft.com/office/drawing/2016/5/12/chartex" xmlns:cx7="http://schemas.microsoft.com/office/drawing/2016/5/13/chartex" xmlns:cx8="http://schemas.microsoft.com/office/drawing/2016/5/14/chartex" xmlns:mc="http://schemas.openxmlformats.org/markup-compatibility/2006" xmlns:aink="http://schemas.microsoft.com/office/drawing/2016/ink" xmlns:am3d="http://schemas.microsoft.com/office/drawing/2017/model3d" xmlns:o="urn:schemas-microsoft-com:office:office" xmlns:oel="http://schemas.microsoft.com/office/2019/extlst" xmlns:r="http://schemas.openxmlformats.org/officeDocument/2006/relationships" xmlns:m="http://schemas.openxmlformats.org/officeDocument/2006/math" xmlns:v="urn:schemas-microsoft-com:vml" xmlns:wp14="http://schemas.microsoft.com/office/word/2010/wordprocessingDrawing" xmlns:wp="http://schemas.openxmlformats.org/drawingml/2006/wordprocessingDrawing" xmlns:w10="urn:schemas-microsoft-com:office:word" xmlns:w="http://schemas.openxmlformats.org/wordprocessingml/2006/main" xmlns:w14="http://schemas.microsoft.com/office/word/2010/wordml" xmlns:w15="http://schemas.microsoft.com/office/word/2012/wordml" xmlns:w16cex="http://schemas.microsoft.com/office/word/2018/wordml/cex" xmlns:w16cid="http://schemas.microsoft.com/office/word/2016/wordml/cid" xmlns:w16="http://schemas.microsoft.com/office/word/2018/wordml" xmlns:w16du="http://schemas.microsoft.com/office/word/2023/wordml/word16du" xmlns:w16sdtdh="http://schemas.microsoft.com/office/word/2020/wordml/sdtdatahash" xmlns:w16sdtfl="http://schemas.microsoft.com/office/word/2024/wordml/sdtformatlock" xmlns:w16se="http://schemas.microsoft.com/office/word/2015/wordml/symex" xmlns:wpg="http://schemas.microsoft.com/office/word/2010/wordprocessingGroup" xmlns:wpi="http://schemas.microsoft.com/office/word/2010/wordprocessingInk" xmlns:wne="http://schemas.microsoft.com/office/word/2006/wordml" xmlns:wps="http://schemas.microsoft.com/office/word/2010/wordprocessingShape" mc:Ignorable="w14 w15 w16se w16cid w16 w16cex w16sdtdh w16sdtfl w16du wp14">
   <w:body>
     <w:tbl>
       <w:tblPr>
@@ -363,7 +363,6 @@
               <w:bottom w:val="nil"/>
               <w:right w:val="nil"/>
             </w:tcBorders>
-            <w:shd w:val="clear" w:color="auto" w:fill="auto"/>
           </w:tcPr>
           <w:p>
             <w:pPr>
@@ -433,7 +432,6 @@
               <w:left w:val="nil"/>
               <w:bottom w:val="nil"/>
             </w:tcBorders>
-            <w:shd w:val="clear" w:color="auto" w:fill="auto"/>
           </w:tcPr>
           <w:p>
             <w:pPr>
@@ -461,7 +459,6 @@
               <w:bottom w:val="nil"/>
               <w:right w:val="nil"/>
             </w:tcBorders>
-            <w:shd w:val="clear" w:color="auto" w:fill="auto"/>
           </w:tcPr>
           <w:p>
             <w:pPr>
@@ -530,7 +527,6 @@
               <w:left w:val="nil"/>
               <w:bottom w:val="nil"/>
             </w:tcBorders>
-            <w:shd w:val="clear" w:color="auto" w:fill="auto"/>
           </w:tcPr>
           <w:p>
             <w:pPr>
@@ -557,7 +553,6 @@
               <w:bottom w:val="nil"/>
               <w:right w:val="nil"/>
             </w:tcBorders>
-            <w:shd w:val="clear" w:color="auto" w:fill="auto"/>
           </w:tcPr>
           <w:p>
             <w:pPr>
@@ -626,7 +621,6 @@
               <w:left w:val="nil"/>
               <w:bottom w:val="nil"/>
             </w:tcBorders>
-            <w:shd w:val="clear" w:color="auto" w:fill="auto"/>
           </w:tcPr>
           <w:p>
             <w:pPr>
@@ -663,7 +657,6 @@
               <w:bottom w:val="nil"/>
               <w:right w:val="nil"/>
             </w:tcBorders>
-            <w:shd w:val="clear" w:color="auto" w:fill="auto"/>
           </w:tcPr>
           <w:p>
             <w:pPr>
@@ -733,7 +726,6 @@
               <w:left w:val="nil"/>
               <w:bottom w:val="nil"/>
             </w:tcBorders>
-            <w:shd w:val="clear" w:color="auto" w:fill="auto"/>
           </w:tcPr>
           <w:p>
             <w:pPr>
@@ -762,7 +754,6 @@
               <w:bottom w:val="nil"/>
               <w:right w:val="nil"/>
             </w:tcBorders>
-            <w:shd w:val="clear" w:color="auto" w:fill="auto"/>
           </w:tcPr>
           <w:p>
             <w:pPr>
@@ -833,7 +824,6 @@
               <w:left w:val="nil"/>
               <w:bottom w:val="nil"/>
             </w:tcBorders>
-            <w:shd w:val="clear" w:color="auto" w:fill="auto"/>
           </w:tcPr>
           <w:p>
             <w:pPr>
@@ -861,7 +851,6 @@
               <w:bottom w:val="nil"/>
               <w:right w:val="nil"/>
             </w:tcBorders>
-            <w:shd w:val="clear" w:color="auto" w:fill="auto"/>
           </w:tcPr>
           <w:p>
             <w:pPr>
@@ -931,7 +920,6 @@
               <w:left w:val="nil"/>
               <w:bottom w:val="nil"/>
             </w:tcBorders>
-            <w:shd w:val="clear" w:color="auto" w:fill="auto"/>
           </w:tcPr>
           <w:p>
             <w:pPr>
@@ -1055,7 +1043,6 @@
               <w:top w:val="nil"/>
               <w:right w:val="nil"/>
             </w:tcBorders>
-            <w:shd w:val="clear" w:color="auto" w:fill="auto"/>
           </w:tcPr>
           <w:p>
             <w:pPr>
@@ -1124,7 +1111,6 @@
               <w:top w:val="nil"/>
               <w:left w:val="nil"/>
             </w:tcBorders>
-            <w:shd w:val="clear" w:color="auto" w:fill="auto"/>
           </w:tcPr>
           <w:p>
             <w:pPr>
@@ -1152,7 +1138,6 @@
               <w:top w:val="nil"/>
               <w:right w:val="nil"/>
             </w:tcBorders>
-            <w:shd w:val="clear" w:color="auto" w:fill="auto"/>
           </w:tcPr>
           <w:p>
             <w:pPr>
@@ -1222,7 +1207,6 @@
               <w:top w:val="nil"/>
               <w:left w:val="nil"/>
             </w:tcBorders>
-            <w:shd w:val="clear" w:color="auto" w:fill="auto"/>
           </w:tcPr>
           <w:p>
             <w:pPr>
@@ -1249,7 +1233,6 @@
               <w:top w:val="nil"/>
               <w:right w:val="nil"/>
             </w:tcBorders>
-            <w:shd w:val="clear" w:color="auto" w:fill="auto"/>
           </w:tcPr>
           <w:p>
             <w:pPr>
@@ -1318,7 +1301,6 @@
               <w:top w:val="nil"/>
               <w:left w:val="nil"/>
             </w:tcBorders>
-            <w:shd w:val="clear" w:color="auto" w:fill="auto"/>
           </w:tcPr>
           <w:p>
             <w:pPr>
@@ -1350,7 +1332,6 @@
           <w:tcPr>
             <w:tcW w:w="9794" w:type="dxa"/>
             <w:gridSpan w:val="22"/>
-            <w:shd w:val="clear" w:color="auto" w:fill="auto"/>
           </w:tcPr>
           <w:p>
             <w:pPr>
@@ -5480,7 +5461,6 @@
           <w:tcPr>
             <w:tcW w:w="2444" w:type="dxa"/>
             <w:gridSpan w:val="6"/>
-            <w:shd w:val="clear" w:color="auto" w:fill="auto"/>
           </w:tcPr>
           <w:p>
             <w:pPr>
@@ -5507,7 +5487,6 @@
           <w:tcPr>
             <w:tcW w:w="2102" w:type="dxa"/>
             <w:gridSpan w:val="5"/>
-            <w:shd w:val="clear" w:color="auto" w:fill="auto"/>
           </w:tcPr>
           <w:p>
             <w:pPr>
@@ -5534,7 +5513,6 @@
           <w:tcPr>
             <w:tcW w:w="3172" w:type="dxa"/>
             <w:gridSpan w:val="9"/>
-            <w:shd w:val="clear" w:color="auto" w:fill="auto"/>
           </w:tcPr>
           <w:p>
             <w:pPr>
@@ -5561,7 +5539,6 @@
           <w:tcPr>
             <w:tcW w:w="2076" w:type="dxa"/>
             <w:gridSpan w:val="2"/>
-            <w:shd w:val="clear" w:color="auto" w:fill="auto"/>
           </w:tcPr>
           <w:p>
             <w:pPr>
@@ -5593,7 +5570,6 @@
           <w:tcPr>
             <w:tcW w:w="2444" w:type="dxa"/>
             <w:gridSpan w:val="6"/>
-            <w:shd w:val="clear" w:color="auto" w:fill="auto"/>
           </w:tcPr>
           <w:p>
             <w:pPr>
@@ -5659,7 +5635,15 @@
                 <w:sz w:val="16"/>
                 <w:szCs w:val="16"/>
               </w:rPr>
-              <w:t xml:space="preserve"> Occhiali per saldatura EN 175 </w:t>
+              <w:t xml:space="preserve"> Occhiali per saldatura </w:t>
+            </w:r>
+            <w:r>
+              <w:rPr>
+                <w:rFonts w:ascii="Aptos" w:hAnsi="Aptos"/>
+                <w:sz w:val="16"/>
+                <w:szCs w:val="16"/>
+              </w:rPr>
+              <w:t>UNI EN ISO 16321</w:t>
             </w:r>
           </w:p>
         </w:tc>
@@ -5667,7 +5651,6 @@
           <w:tcPr>
             <w:tcW w:w="2102" w:type="dxa"/>
             <w:gridSpan w:val="5"/>
-            <w:shd w:val="clear" w:color="auto" w:fill="auto"/>
           </w:tcPr>
           <w:p>
             <w:pPr>
@@ -5741,7 +5724,6 @@
           <w:tcPr>
             <w:tcW w:w="3172" w:type="dxa"/>
             <w:gridSpan w:val="9"/>
-            <w:shd w:val="clear" w:color="auto" w:fill="auto"/>
           </w:tcPr>
           <w:p>
             <w:pPr>
@@ -5807,7 +5789,15 @@
                 <w:sz w:val="16"/>
                 <w:szCs w:val="16"/>
               </w:rPr>
-              <w:t xml:space="preserve"> Maschera per saldatura: EN 149 FFA1P2</w:t>
+              <w:t xml:space="preserve"> Maschera per saldatura: </w:t>
+            </w:r>
+            <w:r>
+              <w:rPr>
+                <w:rFonts w:ascii="Aptos" w:hAnsi="Aptos"/>
+                <w:sz w:val="16"/>
+                <w:szCs w:val="16"/>
+              </w:rPr>
+              <w:t>UNI EN ISO 16321</w:t>
             </w:r>
           </w:p>
         </w:tc>
@@ -5815,7 +5805,6 @@
           <w:tcPr>
             <w:tcW w:w="2076" w:type="dxa"/>
             <w:gridSpan w:val="2"/>
-            <w:shd w:val="clear" w:color="auto" w:fill="auto"/>
           </w:tcPr>
           <w:p>
             <w:pPr>
@@ -5882,6 +5871,22 @@
                 <w:szCs w:val="16"/>
               </w:rPr>
               <w:t xml:space="preserve"> Tuta da lavoro</w:t>
+            </w:r>
+            <w:r>
+              <w:rPr>
+                <w:rFonts w:ascii="Aptos" w:hAnsi="Aptos"/>
+                <w:sz w:val="16"/>
+                <w:szCs w:val="16"/>
+              </w:rPr>
+              <w:t xml:space="preserve"> </w:t>
+            </w:r>
+            <w:r>
+              <w:rPr>
+                <w:rFonts w:ascii="Aptos" w:hAnsi="Aptos"/>
+                <w:sz w:val="16"/>
+                <w:szCs w:val="16"/>
+              </w:rPr>
+              <w:t>UNI EN ISO 11611</w:t>
             </w:r>
           </w:p>
         </w:tc>
@@ -5899,7 +5904,7 @@
 </file>
 
 <file path=word/styles.xml><?xml version="1.0" encoding="utf-8"?>
-<w:styles xmlns:mc="http://schemas.openxmlformats.org/markup-compatibility/2006" xmlns:r="http://schemas.openxmlformats.org/officeDocument/2006/relationships" xmlns:w="http://schemas.openxmlformats.org/wordprocessingml/2006/main" xmlns:w14="http://schemas.microsoft.com/office/word/2010/wordml" xmlns:w15="http://schemas.microsoft.com/office/word/2012/wordml" xmlns:w16cex="http://schemas.microsoft.com/office/word/2018/wordml/cex" xmlns:w16cid="http://schemas.microsoft.com/office/word/2016/wordml/cid" xmlns:w16="http://schemas.microsoft.com/office/word/2018/wordml" xmlns:w16du="http://schemas.microsoft.com/office/word/2023/wordml/word16du" xmlns:w16sdtdh="http://schemas.microsoft.com/office/word/2020/wordml/sdtdatahash" xmlns:w16se="http://schemas.microsoft.com/office/word/2015/wordml/symex" mc:Ignorable="w14 w15 w16se w16cid w16 w16cex w16sdtdh w16du">
+<w:styles xmlns:mc="http://schemas.openxmlformats.org/markup-compatibility/2006" xmlns:r="http://schemas.openxmlformats.org/officeDocument/2006/relationships" xmlns:w="http://schemas.openxmlformats.org/wordprocessingml/2006/main" xmlns:w14="http://schemas.microsoft.com/office/word/2010/wordml" xmlns:w15="http://schemas.microsoft.com/office/word/2012/wordml" xmlns:w16cex="http://schemas.microsoft.com/office/word/2018/wordml/cex" xmlns:w16cid="http://schemas.microsoft.com/office/word/2016/wordml/cid" xmlns:w16="http://schemas.microsoft.com/office/word/2018/wordml" xmlns:w16du="http://schemas.microsoft.com/office/word/2023/wordml/word16du" xmlns:w16sdtdh="http://schemas.microsoft.com/office/word/2020/wordml/sdtdatahash" xmlns:w16sdtfl="http://schemas.microsoft.com/office/word/2024/wordml/sdtformatlock" xmlns:w16se="http://schemas.microsoft.com/office/word/2015/wordml/symex" mc:Ignorable="w14 w15 w16se w16cid w16 w16cex w16sdtdh w16sdtfl w16du">
   <w:docDefaults>
     <w:rPrDefault>
       <w:rPr>
